--- a/labs/lab06/report/report.docx
+++ b/labs/lab06/report/report.docx
@@ -66,7 +66,19 @@
         <w:pStyle w:val="FirstParagraph"/>
       </w:pPr>
       <w:r>
-        <w:t xml:space="preserve">Ознакомиться с моделью SIR и ее реализациями в xcos и с помощью блока Modelica.</w:t>
+        <w:t xml:space="preserve">Ознакомиться с моделью</w:t>
+      </w:r>
+      <w:r>
+        <w:t xml:space="preserve"> </w:t>
+      </w:r>
+      <w:r>
+        <w:t xml:space="preserve">“хищник-жертва”</w:t>
+      </w:r>
+      <w:r>
+        <w:t xml:space="preserve"> </w:t>
+      </w:r>
+      <w:r>
+        <w:t xml:space="preserve">и ее реализациями в xcos.</w:t>
       </w:r>
     </w:p>
     <w:bookmarkEnd w:id="20"/>
@@ -1126,7 +1138,7 @@
         <w:pStyle w:val="BodyText"/>
       </w:pPr>
       <w:r>
-        <w:t xml:space="preserve">Выполняем упражнение. Прописываем код в OpenModelica.(</w:t>
+        <w:t xml:space="preserve">Выполняем упражнение. Прописываем код в OpenModelica(</w:t>
       </w:r>
       <w:hyperlink w:anchor="fig-011">
         <w:r>
